--- a/Comag_Pub/Q&A/Q&A_E4.docx
+++ b/Comag_Pub/Q&A/Q&A_E4.docx
@@ -191,15 +191,7 @@
         <w:rPr>
           <w:rFonts w:ascii="Times New Roman" w:hAnsi="Times New Roman" w:eastAsia="华文宋体" w:cs="Times New Roman"/>
         </w:rPr>
-        <w:t xml:space="preserve"> mHz. This sensitivity is primarily limited by spin-projection noise and residual light-shift</w:t>
-      </w:r>
-      <w:bookmarkStart w:id="0" w:name="_GoBack"/>
-      <w:bookmarkEnd w:id="0"/>
-      <w:r>
-        <w:rPr>
-          <w:rFonts w:ascii="Times New Roman" w:hAnsi="Times New Roman" w:eastAsia="华文宋体" w:cs="Times New Roman"/>
-        </w:rPr>
-        <w:t xml:space="preserve"> fluctuations from the optical trap, while noise contributed by the 0.1 G magnetic field itself plays only a minor role.</w:t>
+        <w:t xml:space="preserve"> mHz. This sensitivity is primarily limited by spin-projection noise and residual light-shift fluctuations from the optical trap, while noise contributed by the 0.1 G magnetic field itself plays only a minor role.</w:t>
       </w:r>
     </w:p>
     <w:p>
@@ -2700,7 +2692,32 @@
         <w:rPr>
           <w:rFonts w:ascii="Times New Roman" w:hAnsi="Times New Roman" w:eastAsia="华文宋体" w:cs="Times New Roman"/>
         </w:rPr>
-        <w:t>Additional details have been added in the “Ratio of nuclear magnetic moments” section of the main text on page 8.</w:t>
+        <w:t xml:space="preserve">Additional details have been added in the “Ratio of nuclear magnetic moments” section of the main text on page </w:t>
+      </w:r>
+      <w:ins w:id="0" w:author="WPS_1700618618" w:date="2026-04-16T23:07:52Z">
+        <w:r>
+          <w:rPr>
+            <w:rFonts w:hint="eastAsia" w:ascii="Times New Roman" w:hAnsi="Times New Roman" w:eastAsia="华文宋体" w:cs="Times New Roman"/>
+            <w:lang w:val="en-US" w:eastAsia="zh-CN"/>
+          </w:rPr>
+          <w:t>9</w:t>
+        </w:r>
+      </w:ins>
+      <w:del w:id="1" w:author="WPS_1700618618" w:date="2026-04-16T23:07:51Z">
+        <w:bookmarkStart w:id="0" w:name="_GoBack"/>
+        <w:bookmarkEnd w:id="0"/>
+        <w:r>
+          <w:rPr>
+            <w:rFonts w:ascii="Times New Roman" w:hAnsi="Times New Roman" w:eastAsia="华文宋体" w:cs="Times New Roman"/>
+          </w:rPr>
+          <w:delText>8</w:delText>
+        </w:r>
+      </w:del>
+      <w:r>
+        <w:rPr>
+          <w:rFonts w:ascii="Times New Roman" w:hAnsi="Times New Roman" w:eastAsia="华文宋体" w:cs="Times New Roman"/>
+        </w:rPr>
+        <w:t>.</w:t>
       </w:r>
     </w:p>
     <w:p>
@@ -3961,6 +3978,14 @@
     </w:sectPr>
   </w:body>
 </w:document>
+</file>
+
+<file path=word/people.xml><?xml version="1.0" encoding="utf-8"?>
+<w15:people xmlns:wpc="http://schemas.microsoft.com/office/word/2010/wordprocessingCanvas" xmlns:mc="http://schemas.openxmlformats.org/markup-compatibility/2006" xmlns:o="urn:schemas-microsoft-com:office:office" xmlns:r="http://schemas.openxmlformats.org/officeDocument/2006/relationships" xmlns:m="http://schemas.openxmlformats.org/officeDocument/2006/math" xmlns:v="urn:schemas-microsoft-com:vml" xmlns:wp14="http://schemas.microsoft.com/office/word/2010/wordprocessingDrawing" xmlns:wp="http://schemas.openxmlformats.org/drawingml/2006/wordprocessingDrawing" xmlns:w="http://schemas.openxmlformats.org/wordprocessingml/2006/main" xmlns:w14="http://schemas.microsoft.com/office/word/2010/wordml" xmlns:w15="http://schemas.microsoft.com/office/word/2012/wordml" xmlns:w10="urn:schemas-microsoft-com:office:word" xmlns:wpg="http://schemas.microsoft.com/office/word/2010/wordprocessingGroup" xmlns:wpi="http://schemas.microsoft.com/office/word/2010/wordprocessingInk" xmlns:wne="http://schemas.microsoft.com/office/word/2006/wordml" xmlns:wps="http://schemas.microsoft.com/office/word/2010/wordprocessingShape" xmlns:wpsCustomData="http://www.wps.cn/officeDocument/2013/wpsCustomData" mc:Ignorable="w14 w15 wp14">
+  <w15:person w15:author="WPS_1700618618">
+    <w15:presenceInfo w15:providerId="WPS Office" w15:userId="7221309385"/>
+  </w15:person>
+</w15:people>
 </file>
 
 <file path=word/styles.xml><?xml version="1.0" encoding="utf-8"?>
